--- a/research/paper/manuscript.docx
+++ b/research/paper/manuscript.docx
@@ -166,7 +166,7 @@
           <w:sz w:val="20"/>
           <w:szCs w:val="20"/>
         </w:rPr>
-        <w:t xml:space="preserve">Mobile money has become the main way many people in sub-Saharan Africa move value. The GSMA counted more than two billion registered mobile money accounts worldwide in 2024, more than one billion of them in sub-Saharan Africa, and almost 1.7 trillion US dollars passing through those accounts during the year [1, pp. 3, 14]. Online shops can reach these customers through payment aggregators that offer card and mobile money checkout, so a small grocery store can open with little more than a catalogue, a hosted checkout and a delivery service. The same report says that fraud remained a pervasive issue for the industry in 2024 and that most of it involves agents or customers [1, p. 63].</w:t>
+        <w:t xml:space="preserve">Mobile money is now a major way for people in sub-Saharan Africa to move value. The GSMA counted more than two billion registered mobile money accounts worldwide in 2024, more than one billion of them in sub-Saharan Africa, and almost 1.7 trillion US dollars passing through those accounts during the year [1, pp. 3, 14]. Online shops can reach these customers through payment aggregators that offer card and mobile money checkout, so a small grocery store can open with little more than a catalogue, a hosted checkout and a delivery service. The same report says that fraud remained a pervasive issue for the industry in 2024 and that most of it involves agents or customers [1, p. 63].</w:t>
       </w:r>
     </w:p>
     <w:p>
@@ -3716,7 +3716,7 @@
           <w:sz w:val="20"/>
           <w:szCs w:val="20"/>
         </w:rPr>
-        <w:t xml:space="preserve">Staff can record an outcome for any order: confirmed fraud, false positive, legitimate or undetermined, with a flag that shows whether evidence outside the system verified it. Rows are only ever appended; the newest row for an order wins. Only verified, definite outcomes become labels, and unreviewed orders are not assumed legitimate. A deterministic weekly sample puts about one in ten unflagged orders in front of reviewers, so that labels are not drawn only from orders the rules already suspected [8]. Training is attempted only with at least 150 verified fraud cases, 1,000 verified legitimate cases and 50 customers. The validation gate then requires 30 fraud rows in a customer-grouped test set, a score well above a do-nothing baseline, a successful reload in a fresh process and a better score than the rule engine on the same held-out customers. A model trained on fewer than 1,000 verified fraud cases stays experimental. Figure 2 shows the protocol used for every model in this paper.</w:t>
+        <w:t xml:space="preserve">Staff can record an outcome for any order: confirmed fraud, false positive, legitimate or undetermined, with a flag that shows whether evidence outside the system verified it. Rows are only appended, and the newest row for an order wins. Only verified, definite outcomes become labels, and unreviewed orders are not assumed legitimate. A deterministic weekly sample puts about one in ten unflagged orders in front of reviewers, so that labels are not drawn only from orders the rules already suspected [8]. Training is attempted only with at least 150 verified fraud cases, 1,000 verified legitimate cases and 50 customers. The validation gate then requires 30 fraud rows in a customer-grouped test set, a score well above a do-nothing baseline, a successful reload in a fresh process and a better score than the rule engine on the same held-out customers. A model trained on fewer than 1,000 verified fraud cases stays experimental. Figure 2 shows the protocol used for every model in this paper.</w:t>
       </w:r>
     </w:p>
     <w:p>
@@ -8977,7 +8977,7 @@
           <w:sz w:val="20"/>
           <w:szCs w:val="20"/>
         </w:rPr>
-        <w:t xml:space="preserve">Hyperparameters were chosen by four-fold stratified cross-validation on the training partition, with average precision (PR-AUC) as the criterion; Table 6 lists the grids and the selected values. The chosen model's out-of-fold predictions were used twice: to fit an isotonic regression that turns scores into probabilities [20], and to choose the decision threshold. For the card and first web-address models the threshold maximises the F2 score, which weights recall twice as heavily as precision because a missed fraud costs more than an unnecessary review. For the host-name model, which may only raise suspicion, the threshold gives the highest recall at a false-positive rate of at most 1%. The test partition played no part in either step. The inner cross-validation for the web addresses was stratified, not grouped by domain, so its scores are optimistic; the outer test partition is grouped and its results are the ones reported.</w:t>
+        <w:t xml:space="preserve">Hyperparameters were chosen by four-fold stratified cross-validation on the training partition, with average precision (PR-AUC) as the criterion; Table 6 lists the grids and the selected values. The chosen model's out-of-fold predictions were used twice: to fit an isotonic regression that turns scores into probabilities [20], and to choose the decision threshold. For the card model and the original web-address models the threshold maximises the F2 score, which weights recall twice as heavily as precision because a missed fraud costs more than an unnecessary review. For the host-name models, which may only raise suspicion, the threshold gives the highest recall at a false-positive rate of at most 1%. The test partition played no part in either step. The inner cross-validation for the web addresses was stratified, not grouped by domain, so its scores are optimistic; the outer test partition is grouped and its results are the ones reported.</w:t>
       </w:r>
     </w:p>
     <w:p>
@@ -18292,7 +18292,7 @@
           <w:sz w:val="16"/>
           <w:szCs w:val="16"/>
         </w:rPr>
-        <w:t xml:space="preserve">Note. A score of 30 or more is review and 60 or more is high. An order burst and repeated rejections open a case through hard rules, although each scores only 20.</w:t>
+        <w:t xml:space="preserve">Note. A score of 30 or more is review and 60 or more is high. An order burst and repeated rejections each score 20 but open a case through hard rules.</w:t>
       </w:r>
     </w:p>
     <w:p>
@@ -18377,7 +18377,7 @@
           <w:sz w:val="20"/>
           <w:szCs w:val="20"/>
         </w:rPr>
-        <w:t xml:space="preserve">Weak signals do not escalate on their own: a spend spike, a new delivery address, a night-time order or three failed payments each score 25 points or fewer and open no case. A strong or combined pattern does escalate, as in the bulk first order (60) and the combined case (80). An order burst and repeated rejected checkouts each score only 20 but open a case, because their rules are hard rules. One result may surprise a reader: three failed payments in a day score 25 and do not reach review. A store that wants them to count can raise that rule's points, and the stored reasons make the change easy to justify.</w:t>
+        <w:t xml:space="preserve">Weak signals do not escalate on their own: a spend spike, a new delivery address, a night-time order or three failed payments each score 25 points or fewer and open no case. A strong or combined pattern does escalate, as in the bulk first order (60) and the combined case (80). An order burst and repeated rejected checkouts each score only 20 but open a case, because their rules are hard rules. Three failed payments in a day score 25 and do not reach review. A store that wants them to count can raise that rule's points, and the stored reasons make the change easy to justify.</w:t>
       </w:r>
     </w:p>
     <w:p>
@@ -24079,7 +24079,7 @@
           <w:sz w:val="20"/>
           <w:szCs w:val="20"/>
         </w:rPr>
-        <w:t xml:space="preserve">The host-name model that replaced it ignores those cues, and the robustness gate confirms it: all five checks pass, whereas the original model's flagged share of legitimate addresses rises by at least 99.9 percentage points under each change. The price is accuracy. The gradient-boosting host-name model reaches a PR-AUC of 0.863 (95% interval 0.859 to 0.866), with precision 0.979, recall 0.523 and a false-alarm rate of 0.82%. On the spot-check list it flagged 0 of the 5 ordinary addresses and 1 of the 3 phishing addresses from the data; sparkasse-auth.com scored 0.29, below the threshold of 0.83. The legitimate addresses in the benchmark are popular sites with short names, so a small business with a long hyphenated name can be flagged. An invented address of that kind (my-small-grocery-lusaka-fresh-produce.com) scored 0.93. We therefore keep the model experimental, and the ScamWatch checker does not use it.</w:t>
+        <w:t xml:space="preserve">The host-name model that replaced it ignores those cues, and the robustness gate confirms it: all five checks pass, whereas the original model's flagged share of legitimate addresses rises by at least 99.9 percentage points under each change. That stability costs accuracy: the gradient-boosting host-name model reaches a PR-AUC of 0.863 (95% interval 0.859 to 0.866), with precision 0.979, recall 0.523 and a false-alarm rate of 0.82%. On the spot-check list it flagged 0 of the 5 ordinary addresses and 1 of the 3 phishing addresses from the data; sparkasse-auth.com scored 0.29, below the threshold of 0.83. The legitimate addresses in the benchmark belong to popular sites with short names, so a small business with a long, hyphenated name can be flagged. An invented address of that kind (my-small-grocery-lusaka-fresh-produce.com) scored 0.93. We therefore keep the model experimental, and the ScamWatch checker does not use it.</w:t>
       </w:r>
     </w:p>
     <w:p>
@@ -25764,7 +25764,7 @@
                 <w:sz w:val="17"/>
                 <w:szCs w:val="17"/>
               </w:rPr>
-              <w:t xml:space="preserve">backend: success, frontend: success, backend-postgres: success, e2e: success (run 4, commit 7edee26)</w:t>
+              <w:t xml:space="preserve">backend: success, frontend: success, backend-postgres: success, e2e: success (run 5, commit d46f67c)</w:t>
             </w:r>
           </w:p>
         </w:tc>
@@ -26531,7 +26531,7 @@
           <w:sz w:val="20"/>
           <w:szCs w:val="20"/>
         </w:rPr>
-        <w:t xml:space="preserve">The results agree with the cautions in the literature. The inflation from oversampling before the split matches the warning that leakage can produce near-perfect recall [3], and the web-address data show the kind of cue that shortcut learning predicts [9]. Our random forest beat logistic regression and gradient boosting, in line with the strength of tree ensembles on tabular data [16], but the same ordering is not guaranteed on another dataset, and the PR-AUC and ROC-AUC rankings disagree here. The practical implication for a retailer is to report precision-recall results with intervals and to ask any vendor which protocol produced a quoted score.</w:t>
+        <w:t xml:space="preserve">The inflation from oversampling before the split matches the warning that leakage can produce near-perfect recall [3], and the web-address data show the kind of cue that shortcut learning predicts [9]. Our random forest beat logistic regression and gradient boosting, in line with the strength of tree ensembles on tabular data [16], but the same ordering is not guaranteed on another dataset, and the PR-AUC and ROC-AUC rankings disagree here. The practical implication for a retailer is to report precision-recall results with intervals and to ask any vendor which protocol produced a quoted score.</w:t>
       </w:r>
     </w:p>
     <w:p>
